--- a/docs/2026-계획안-견적서/2026_바이브코딩_특강및경진대회_계획안.docx
+++ b/docs/2026-계획안-견적서/2026_바이브코딩_특강및경진대회_계획안.docx
@@ -4902,7 +4902,7 @@
           <w:sz w:val="21"/>
           <w:szCs w:val="21"/>
         </w:rPr>
-        <w:t xml:space="preserve">○ (전문가 활용비) 3,500,000원</w:t>
+        <w:t xml:space="preserve">○ (전문가 활용비) 3,250,000원</w:t>
       </w:r>
     </w:p>
     <w:p>
@@ -4916,7 +4916,7 @@
           <w:sz w:val="20"/>
           <w:szCs w:val="20"/>
         </w:rPr>
-        <w:t xml:space="preserve">- 특강 강사료 500,000원 × 1명 = 500,000원</w:t>
+        <w:t xml:space="preserve">- 특강 강사료 250,000원 × 1명 = 250,000원  ※ 강사수당 지급기준 나급 · 2시간(170,000 + 80,000)</w:t>
       </w:r>
     </w:p>
     <w:p>
@@ -5028,7 +5028,7 @@
           <w:sz w:val="21"/>
           <w:szCs w:val="21"/>
         </w:rPr>
-        <w:t xml:space="preserve">○ (일반관리비 및 이윤) 290,909원</w:t>
+        <w:t xml:space="preserve">○ (일반관리비 및 이윤) 540,909원  ※ 일반관리비 3.0% 256,500원 + 이윤 3.23% 284,409원</w:t>
       </w:r>
     </w:p>
     <w:p>
@@ -5253,7 +5253,7 @@
                 <w:sz w:val="19"/>
                 <w:szCs w:val="19"/>
               </w:rPr>
-              <w:t xml:space="preserve">3,500,000</w:t>
+              <w:t xml:space="preserve">3,250,000</w:t>
             </w:r>
           </w:p>
         </w:tc>
@@ -5279,7 +5279,7 @@
                 <w:sz w:val="19"/>
                 <w:szCs w:val="19"/>
               </w:rPr>
-              <w:t xml:space="preserve">35.0%</w:t>
+              <w:t xml:space="preserve">32.5%</w:t>
             </w:r>
           </w:p>
         </w:tc>
@@ -5808,7 +5808,7 @@
                 <w:sz w:val="19"/>
                 <w:szCs w:val="19"/>
               </w:rPr>
-              <w:t xml:space="preserve">290,909</w:t>
+              <w:t xml:space="preserve">540,909</w:t>
             </w:r>
           </w:p>
         </w:tc>
@@ -5835,7 +5835,7 @@
                 <w:sz w:val="19"/>
                 <w:szCs w:val="19"/>
               </w:rPr>
-              <w:t xml:space="preserve">2.9%</w:t>
+              <w:t xml:space="preserve">5.4%</w:t>
             </w:r>
           </w:p>
         </w:tc>
@@ -6766,7 +6766,7 @@
           <w:sz w:val="19"/>
           <w:szCs w:val="19"/>
         </w:rPr>
-        <w:t xml:space="preserve">※ 2025년 대비 예산은 3,000,000원 줄었으나 경진대회와 시상금 2,500,000원이 새로 포함되었다. 이에 따라 일반관리비(2.0%)와 이윤(1.28%)이 지방계약법 시행규칙상 한도(각 8%, 10%)를 크게 밑돈다. 상세 산출 근거는 별첨 원가계산서를 참조한다.</w:t>
+        <w:t xml:space="preserve">※ 2025년 대비 예산은 3,000,000원 줄었으나 경진대회와 시상금 2,500,000원이 새로 포함되었다. 강사료를 발주처 「강사수당 지급기준」 나급에 맞춘 뒤에도 일반관리비(3.0%)와 이윤(3.23%)은 지방계약법 시행규칙상 한도(각 8%, 10%)를 밑돈다. 상세 산출 근거는 별첨 원가계산서를 참조한다.</w:t>
       </w:r>
     </w:p>
     <w:sectPr>

--- a/docs/2026-계획안-견적서/2026_바이브코딩_특강및경진대회_계획안.docx
+++ b/docs/2026-계획안-견적서/2026_바이브코딩_특강및경진대회_계획안.docx
@@ -115,7 +115,7 @@
           <w:sz w:val="21"/>
           <w:szCs w:val="21"/>
         </w:rPr>
-        <w:t xml:space="preserve">○ (개최목적) 급변하는 AI 시대에 창업가로서 필요한 지식과 역량을 기르되, 기획안에 머무르지 않고 AI 코딩 도구로 직접 동작하는 시제품(프로토타입)을 만들어 보게 함으로써 대학생과 고양시민의 AI 기술 창업 경쟁력을 강화함</w:t>
+        <w:t xml:space="preserve">○ (개최목적) 급변하는 AI 시대에 창업가로서 필요한 지식과 역량을 기르되, 기획안에 머무르지 않고 AI 코딩 도구로 직접 동작하는 시제품(프로토타입)을 만들어 보게 함으로써 고양시·경기북부 대학(원)생의 AI 기술 창업 경쟁력을 강화함</w:t>
       </w:r>
     </w:p>
     <w:p>
@@ -255,7 +255,7 @@
           <w:sz w:val="21"/>
           <w:szCs w:val="21"/>
         </w:rPr>
-        <w:t xml:space="preserve">○ (대    상) 한국항공대학교 학부·대학원 재학생 및 고양시민 (개인 또는 팀, 팀당 1~4인)</w:t>
+        <w:t xml:space="preserve">○ (대    상) 고양시 및 경기북부에 거주하는 대학교(대학원 포함) 재학생 (개인 또는 1~4인 팀)</w:t>
       </w:r>
     </w:p>
     <w:p>
@@ -795,7 +795,7 @@
           <w:sz w:val="21"/>
           <w:szCs w:val="21"/>
         </w:rPr>
-        <w:t xml:space="preserve">○ (개최목적) 대학생과 고양시민이 AI 코딩 도구를 활용해 자기 아이디어를 직접 프로토타입으로 구현해 보도록 하여, 비전공자도 제품을 만들 수 있다는 경험을 제공함</w:t>
+        <w:t xml:space="preserve">○ (개최목적) 고양시·경기북부 대학(원)생이 AI 코딩 도구를 활용해 자기 아이디어를 직접 프로토타입으로 구현해 보도록 하여, 비전공자도 제품을 만들 수 있다는 경험을 제공함</w:t>
       </w:r>
     </w:p>
     <w:p>
